--- a/age-determination-petition/02_תצהיר_התובע.docx
+++ b/age-determination-petition/02_תצהיר_התובע.docx
@@ -431,7 +431,7 @@
           <w:szCs w:val="24"/>
           <w:rtl/>
         </w:rPr>
-        <w:t xml:space="preserve">נולדתי באתיופיה. במקום מגוריי ובתקופה שבה נולדתי לא נהגו לנהל רישום לידה מסודר, ותאריכי הלידה נודעו מפי בני המשפחה.</w:t>
+        <w:t xml:space="preserve">נולדתי בכפר אינדגנה שבאתיופיה, שבו לא התנהל רישום לידה. אני בנו הבכור של אבי. זמן קצר לאחר לידתי נפרד אבי מאמי.</w:t>
       </w:r>
     </w:p>
     <w:p>
@@ -454,51 +454,7 @@
           <w:szCs w:val="24"/>
           <w:rtl/>
         </w:rPr>
-        <w:t xml:space="preserve">עם עלייתי ארצה נרשם גילי במרשם האוכלוסין על דרך אומדן, בלא שהוצגה תעודת לידה. לפי הרישום שבתעודת הזהות שלי, תאריך לידתי הוא </w:t>
-      </w:r>
-      <w:r>
-        <w:rPr>
-          <w:rFonts w:ascii="David" w:cs="David" w:eastAsia="David" w:hAnsi="David"/>
-          <w:b w:val="false"/>
-          <w:bCs w:val="false"/>
-          <w:sz w:val="24"/>
-          <w:szCs w:val="24"/>
-          <w:rtl/>
-        </w:rPr>
-        <w:t xml:space="preserve">______________ (</w:t>
-      </w:r>
-      <w:r>
-        <w:rPr>
-          <w:rFonts w:ascii="David" w:cs="David" w:eastAsia="David" w:hAnsi="David"/>
-          <w:b w:val="false"/>
-          <w:bCs w:val="false"/>
-          <w:sz w:val="24"/>
-          <w:szCs w:val="24"/>
-          <w:rtl/>
-        </w:rPr>
-        <w:t xml:space="preserve">התאריך הרשום</w:t>
-      </w:r>
-      <w:r>
-        <w:rPr>
-          <w:rFonts w:ascii="David" w:cs="David" w:eastAsia="David" w:hAnsi="David"/>
-          <w:b w:val="false"/>
-          <w:bCs w:val="false"/>
-          <w:sz w:val="24"/>
-          <w:szCs w:val="24"/>
-          <w:rtl/>
-        </w:rPr>
-        <w:t xml:space="preserve">)</w:t>
-      </w:r>
-      <w:r>
-        <w:rPr>
-          <w:rFonts w:ascii="David" w:cs="David" w:eastAsia="David" w:hAnsi="David"/>
-          <w:b w:val="false"/>
-          <w:bCs w:val="false"/>
-          <w:sz w:val="24"/>
-          <w:szCs w:val="24"/>
-          <w:rtl/>
-        </w:rPr>
-        <w:t xml:space="preserve">, ולפיו גילי כיום 50 שנים.</w:t>
+        <w:t xml:space="preserve">אמי נפטרה בהיותי כבן 7 שנים, ומאז גדלתי בבתי דודיי ובני דודיי, בנפרד מאבי.</w:t>
       </w:r>
     </w:p>
     <w:p>
@@ -521,7 +477,7 @@
           <w:szCs w:val="24"/>
           <w:rtl/>
         </w:rPr>
-        <w:t xml:space="preserve">לפני כחצי שנה, במהלך מפגש משפחתי שבו נכח גם אחי למחצה, גילה לי אבי כי נולדתי לפני 56 שנים, וכי גילי הרשום שגוי ונמוך מגילי האמיתי בשש שנים.</w:t>
+        <w:t xml:space="preserve">בשנת 1990 עליתי ארצה יחד עם דודי, אשר נפטר לפני מספר שנים. בעת קליטתי נרשמה שנת לידתי כשנת 1976 על דרך אומדן, בלא שהוצגה תעודת לידה, ולפיה גילי כיום 50 שנים.</w:t>
       </w:r>
     </w:p>
     <w:p>
@@ -544,7 +500,7 @@
           <w:szCs w:val="24"/>
           <w:rtl/>
         </w:rPr>
-        <w:t xml:space="preserve">עד לאותה שיחה הסתמכתי בתום לב על הרישום הרשמי, ולא ידעתי כי גילי הרשום שגוי.</w:t>
+        <w:t xml:space="preserve">אבי עלה ארצה בשנת 1995 ומתגורר במגדל העמק. את אבי פגשתי שנים לאחר עלייתי, בפעם הראשונה מאז לידתי.</w:t>
       </w:r>
     </w:p>
     <w:p>
@@ -567,7 +523,76 @@
           <w:szCs w:val="24"/>
           <w:rtl/>
         </w:rPr>
-        <w:t xml:space="preserve">למיטב ידיעתי ואמונתי, ולאור דברי אבי, גילי הנכון הוא 56 שנים ולא 50 שנים כרשום.</w:t>
+        <w:t xml:space="preserve">לפני כחצי שנה, בערב שבו ישבנו יחד אני, אבי ואחיי ושוחחנו בנושאים שונים, עלה עניין הגיל. אחיי – האחד יליד 1972 והשני יליד 1975 – אמרו כי אני צעיר מהם. או-אז צחק אבי צחוק מריר, קרא לי הצדה, וגילה לי כי נולדתי בשנת 1970 (שנת 1962 לפי הלוח האתיופי) וכי אני הבכור מכל האחים.</w:t>
+      </w:r>
+    </w:p>
+    <w:p>
+      <w:pPr>
+        <w:pStyle w:val="ListParagraph"/>
+        <w:numPr>
+          <w:ilvl w:val="0"/>
+          <w:numId w:val="2"/>
+        </w:numPr>
+        <w:bidi/>
+        <w:spacing w:after="120" w:line="360" w:lineRule="auto"/>
+        <w:jc w:val="both"/>
+      </w:pPr>
+      <w:r>
+        <w:rPr>
+          <w:rFonts w:ascii="David" w:cs="David" w:eastAsia="David" w:hAnsi="David"/>
+          <w:b w:val="false"/>
+          <w:bCs w:val="false"/>
+          <w:sz w:val="24"/>
+          <w:szCs w:val="24"/>
+          <w:rtl/>
+        </w:rPr>
+        <w:t xml:space="preserve">עד לאותו ערב הסתמכתי בתום לב על הרישום הרשמי, ולא ידעתי כי גילי הרשום שגוי.</w:t>
+      </w:r>
+    </w:p>
+    <w:p>
+      <w:pPr>
+        <w:pStyle w:val="ListParagraph"/>
+        <w:numPr>
+          <w:ilvl w:val="0"/>
+          <w:numId w:val="2"/>
+        </w:numPr>
+        <w:bidi/>
+        <w:spacing w:after="120" w:line="360" w:lineRule="auto"/>
+        <w:jc w:val="both"/>
+      </w:pPr>
+      <w:r>
+        <w:rPr>
+          <w:rFonts w:ascii="David" w:cs="David" w:eastAsia="David" w:hAnsi="David"/>
+          <w:b w:val="false"/>
+          <w:bCs w:val="false"/>
+          <w:sz w:val="24"/>
+          <w:szCs w:val="24"/>
+          <w:rtl/>
+        </w:rPr>
+        <w:t xml:space="preserve">בעקבות דברי אבי הוצאתי מאתיופיה תעודת לידה רשמית, אשר תורגמה וצורפה לתביעה (נספח ג').</w:t>
+      </w:r>
+    </w:p>
+    <w:p>
+      <w:pPr>
+        <w:pStyle w:val="ListParagraph"/>
+        <w:numPr>
+          <w:ilvl w:val="0"/>
+          <w:numId w:val="2"/>
+        </w:numPr>
+        <w:bidi/>
+        <w:spacing w:after="120" w:line="360" w:lineRule="auto"/>
+        <w:jc w:val="both"/>
+      </w:pPr>
+      <w:r>
+        <w:rPr>
+          <w:rFonts w:ascii="David" w:cs="David" w:eastAsia="David" w:hAnsi="David"/>
+          <w:b w:val="false"/>
+          <w:bCs w:val="false"/>
+          <w:sz w:val="24"/>
+          <w:szCs w:val="24"/>
+          <w:rtl/>
+        </w:rPr>
+        <w:t xml:space="preserve">למיטב ידיעתי ואמונתי, ולאור דברי אבי ותעודת הלידה, גילי הנכון הוא 56 שנים (יליד 1970) ולא 50 שנים (יליד 1976) כרשום.</w:t>
       </w:r>
     </w:p>
     <w:p>

--- a/age-determination-petition/02_תצהיר_התובע.docx
+++ b/age-determination-petition/02_תצהיר_התובע.docx
@@ -500,7 +500,76 @@
           <w:szCs w:val="24"/>
           <w:rtl/>
         </w:rPr>
-        <w:t xml:space="preserve">אבי עלה ארצה בשנת 1995 ומתגורר במגדל העמק. את אבי פגשתי שנים לאחר עלייתי, בפעם הראשונה מאז לידתי.</w:t>
+        <w:t xml:space="preserve">אבי עלה ארצה בשנת 1991 ומתגורר במגדל העמק. בשנת 1992, כשנה לאחר עלייתו, נפגשנו בפעם הראשונה מאז לידתי.</w:t>
+      </w:r>
+    </w:p>
+    <w:p>
+      <w:pPr>
+        <w:pStyle w:val="ListParagraph"/>
+        <w:numPr>
+          <w:ilvl w:val="0"/>
+          <w:numId w:val="2"/>
+        </w:numPr>
+        <w:bidi/>
+        <w:spacing w:after="120" w:line="360" w:lineRule="auto"/>
+        <w:jc w:val="both"/>
+      </w:pPr>
+      <w:r>
+        <w:rPr>
+          <w:rFonts w:ascii="David" w:cs="David" w:eastAsia="David" w:hAnsi="David"/>
+          <w:b w:val="false"/>
+          <w:bCs w:val="false"/>
+          <w:sz w:val="24"/>
+          <w:szCs w:val="24"/>
+          <w:rtl/>
+        </w:rPr>
+        <w:t xml:space="preserve">באותה עת ביקשתי מאבי, מטעמים אישיים, שלא להירשם כבנו, ומאז הקשר בינינו אינו רשום במרשם – אף שהוא אבי ואני בנו הבכור.</w:t>
+      </w:r>
+    </w:p>
+    <w:p>
+      <w:pPr>
+        <w:pStyle w:val="ListParagraph"/>
+        <w:numPr>
+          <w:ilvl w:val="0"/>
+          <w:numId w:val="2"/>
+        </w:numPr>
+        <w:bidi/>
+        <w:spacing w:after="120" w:line="360" w:lineRule="auto"/>
+        <w:jc w:val="both"/>
+      </w:pPr>
+      <w:r>
+        <w:rPr>
+          <w:rFonts w:ascii="David" w:cs="David" w:eastAsia="David" w:hAnsi="David"/>
+          <w:b w:val="false"/>
+          <w:bCs w:val="false"/>
+          <w:sz w:val="24"/>
+          <w:szCs w:val="24"/>
+          <w:rtl/>
+        </w:rPr>
+        <w:t xml:space="preserve">מאז שחידשנו את קשרנו אנו נפגשים אחת לשלושה-ארבעה חודשים בבית אבי, ומקיימים קשר רציף.</w:t>
+      </w:r>
+    </w:p>
+    <w:p>
+      <w:pPr>
+        <w:pStyle w:val="ListParagraph"/>
+        <w:numPr>
+          <w:ilvl w:val="0"/>
+          <w:numId w:val="2"/>
+        </w:numPr>
+        <w:bidi/>
+        <w:spacing w:after="120" w:line="360" w:lineRule="auto"/>
+        <w:jc w:val="both"/>
+      </w:pPr>
+      <w:r>
+        <w:rPr>
+          <w:rFonts w:ascii="David" w:cs="David" w:eastAsia="David" w:hAnsi="David"/>
+          <w:b w:val="false"/>
+          <w:bCs w:val="false"/>
+          <w:sz w:val="24"/>
+          <w:szCs w:val="24"/>
+          <w:rtl/>
+        </w:rPr>
+        <w:t xml:space="preserve">לקראת נישואיי שיניתי את שם משפחתי לשם "צגאי", מתוך רצון לשוב אל שורשיי ולזהותי האמיתית.</w:t>
       </w:r>
     </w:p>
     <w:p>

--- a/age-determination-petition/02_תצהיר_התובע.docx
+++ b/age-determination-petition/02_תצהיר_התובע.docx
@@ -431,7 +431,7 @@
           <w:szCs w:val="24"/>
           <w:rtl/>
         </w:rPr>
-        <w:t xml:space="preserve">נולדתי בכפר אינדגנה שבאתיופיה, שבו לא התנהל רישום לידה. אני בנו הבכור של אבי. זמן קצר לאחר לידתי נפרד אבי מאמי.</w:t>
+        <w:t xml:space="preserve">נולדתי בכפר אינדגנה שבאתיופיה, שבו לא התנהל רישום לידה. אני בנו הבכור של אבי. למיטב הידוע לי, הוריי נפרדו עוד בטרם לידתי.</w:t>
       </w:r>
     </w:p>
     <w:p>
